--- a/en/wisdom-stories/three-questions.docx
+++ b/en/wisdom-stories/three-questions.docx
@@ -21,13 +21,13 @@
     <w:p>
       <w:pPr/>
       <w:r>
-        <w:t>“Answer three questions by tomorrow or leave the palace. What does Allah patiently bear? What does He conceal? And what does He bring about through His wisdom and power?”</w:t>
+        <w:t>“Answer three questions by tomorrow or you will be expelled from the palace. What does Allah patiently bear? Which truths does Allah keep hidden? And what does He bring about through His wisdom and power?”</w:t>
       </w:r>
     </w:p>
     <w:p>
       <w:pPr/>
       <w:r>
-        <w:t>The vizier thought hard but found no answers. He returned home in despair. His clever servant noticed his distress and asked what was wrong.</w:t>
+        <w:t>The vizier thought hard but found no answers. In the evening he returned home in despair. His clever servant noticed his distress and asked what was wrong, and the vizier told him what had happened.</w:t>
       </w:r>
     </w:p>
     <w:p>
@@ -41,7 +41,7 @@
     <w:p>
       <w:pPr/>
       <w:r>
-        <w:t>“I know the answers,” the servant said. “I’ll give you two now and the third tomorrow. Allah bears His servants’ sorrows and conceals their faults.”</w:t>
+        <w:t>“I know the answers. I’ll give you two now and the third tomorrow. Allah bears His servants’ sorrows and conceals their faults.”</w:t>
       </w:r>
     </w:p>
     <w:p>
@@ -57,7 +57,7 @@
         <w:spacing w:after="80"/>
       </w:pPr>
       <w:r>
-        <w:t>“Correct. Did you think of these answers yourself?”</w:t>
+        <w:t>“Correct. Did you find these answers yourself, or did someone teach you?”</w:t>
       </w:r>
     </w:p>
     <w:p>
@@ -79,7 +79,7 @@
     <w:p>
       <w:pPr/>
       <w:r>
-        <w:t>The king ordered the vizier to hand his robe to the servant. The two exchanged clothes and positions.</w:t>
+        <w:t>The king ordered the vizier to hand his robe to the servant. The vizier took off his robe of office, put it on the servant, and himself put on the servant’s old clothes.</w:t>
       </w:r>
     </w:p>
     <w:p>
@@ -87,7 +87,7 @@
         <w:spacing w:after="80"/>
       </w:pPr>
       <w:r>
-        <w:t>Stunned, the former vizier asked:</w:t>
+        <w:t>Stunned, the vizier asked:</w:t>
       </w:r>
     </w:p>
     <w:p>
@@ -112,7 +112,7 @@
         <w:spacing w:after="80"/>
       </w:pPr>
       <w:r>
-        <w:t>“Haven’t you seen? In a moment, He can make a vizier a servant and a servant a vizier.”</w:t>
+        <w:t>“Have you still not understood? In one moment Allah makes the vizier a servant and the servant a vizier.”</w:t>
       </w:r>
     </w:p>
     <w:p>
@@ -125,11 +125,9 @@
         <w:rPr>
           <w:b/>
         </w:rPr>
-        <w:t>Moral:</w:t>
+        <w:t>Moral: The one who is vizier today may be a servant tomorrow, so let no one be complacent about his seat.</w:t>
       </w:r>
-      <w:r>
-        <w:t xml:space="preserve"> Position is never permanent. Remember that circumstances can change, and remain humble.</w:t>
-      </w:r>
+      <w:r/>
     </w:p>
     <w:p>
       <w:pPr>
@@ -140,7 +138,7 @@
           <w:i/>
           <w:sz w:val="18"/>
         </w:rPr>
-        <w:t>Source: Publicly available internet sources.</w:t>
+        <w:t>Stories are taken from open Internet sources; illustrations were created with AI.</w:t>
       </w:r>
     </w:p>
     <w:sectPr>
